--- a/examples/sales-contract/output.docx
+++ b/examples/sales-contract/output.docx
@@ -693,12 +693,12 @@
       <w:tblPr>
         <w:tblW w:type="pct" w:w="100%"/>
         <w:tblBorders>
-          <w:top w:val="single" w:color="FFFFFF" w:sz="12"/>
-          <w:left w:val="single" w:color="FFFFFF" w:sz="12"/>
-          <w:bottom w:val="single" w:color="FFFFFF" w:sz="12"/>
-          <w:right w:val="single" w:color="FFFFFF" w:sz="12"/>
-          <w:insideH w:val="single" w:color="FFFFFF" w:sz="12"/>
-          <w:insideV w:val="single" w:color="FFFFFF" w:sz="12"/>
+          <w:top w:val="none" w:color="auto" w:sz="0"/>
+          <w:left w:val="none" w:color="auto" w:sz="0"/>
+          <w:bottom w:val="none" w:color="auto" w:sz="0"/>
+          <w:right w:val="none" w:color="auto" w:sz="0"/>
+          <w:insideH w:val="none" w:color="auto" w:sz="0"/>
+          <w:insideV w:val="none" w:color="auto" w:sz="0"/>
         </w:tblBorders>
         <w:tblLayout w:type="fixed"/>
       </w:tblPr>
